--- a/public/assets/files/stacjonarne/PRI.docx
+++ b/public/assets/files/stacjonarne/PRI.docx
@@ -523,6 +523,7 @@
                 <w:i w:val="0"/>
                 <w:sz w:val="22"/>
               </w:rPr>
+              <w:t>I</w:t>
             </w:r>
           </w:p>
         </w:tc>
@@ -560,6 +561,7 @@
                 <w:i w:val="0"/>
                 <w:sz w:val="22"/>
               </w:rPr>
+              <w:t>obligatoryjny</w:t>
             </w:r>
           </w:p>
         </w:tc>

--- a/public/assets/files/stacjonarne/PRI.docx
+++ b/public/assets/files/stacjonarne/PRI.docx
@@ -681,12 +681,22 @@
         <w:tblW w:w="5000" w:type="pct"/>
       </w:tblPr>
       <w:tblGrid>
-        <w:gridCol w:w="9972"/>
+        <w:gridCol w:w="997"/>
+        <w:gridCol w:w="997"/>
+        <w:gridCol w:w="997"/>
+        <w:gridCol w:w="997"/>
+        <w:gridCol w:w="997"/>
+        <w:gridCol w:w="997"/>
+        <w:gridCol w:w="997"/>
+        <w:gridCol w:w="997"/>
+        <w:gridCol w:w="997"/>
+        <w:gridCol w:w="997"/>
       </w:tblGrid>
       <w:tr>
         <w:tc>
           <w:tcPr>
-            <w:tcW w:type="dxa" w:w="9972"/>
+            <w:tcW w:type="dxa" w:w="9970"/>
+            <w:gridSpan w:val="10"/>
             <w:shd w:val="clear" w:color="auto" w:fill="D9D9D9"/>
           </w:tcPr>
           <w:p>
@@ -705,31 +715,34 @@
           </w:p>
         </w:tc>
       </w:tr>
-    </w:tbl>
-    <w:tbl>
-      <w:tblPr>
-        <w:tblW w:type="auto" w:w="0"/>
-        <w:tblLook w:firstColumn="1" w:firstRow="1" w:lastColumn="0" w:lastRow="0" w:noHBand="0" w:noVBand="1" w:val="04A0"/>
-        <w:tblBorders>
-          <w:top w:val="single" w:sz="4" w:space="0" w:color="000000"/>
-          <w:left w:val="single" w:sz="4" w:space="0" w:color="000000"/>
-          <w:bottom w:val="single" w:sz="4" w:space="0" w:color="000000"/>
-          <w:right w:val="single" w:sz="4" w:space="0" w:color="000000"/>
-          <w:insideH w:val="single" w:sz="4" w:space="0" w:color="000000"/>
-          <w:insideV w:val="single" w:sz="4" w:space="0" w:color="000000"/>
-        </w:tblBorders>
-        <w:tblW w:w="5000" w:type="pct"/>
-      </w:tblPr>
-      <w:tblGrid>
-        <w:gridCol w:w="2493"/>
-        <w:gridCol w:w="2493"/>
-        <w:gridCol w:w="2493"/>
-        <w:gridCol w:w="2493"/>
-      </w:tblGrid>
       <w:tr>
         <w:tc>
           <w:tcPr>
-            <w:tcW w:type="dxa" w:w="2493"/>
+            <w:tcW w:type="dxa" w:w="9970"/>
+            <w:gridSpan w:val="10"/>
+            <w:shd w:val="clear" w:color="auto" w:fill="D9D9D9"/>
+          </w:tcPr>
+          <w:p>
+            <w:pPr>
+              <w:spacing w:before="20" w:after="20"/>
+            </w:pPr>
+            <w:r>
+              <w:rPr>
+                <w:rFonts w:ascii="Aptos" w:hAnsi="Aptos"/>
+                <w:b w:val="0"/>
+                <w:i w:val="0"/>
+                <w:sz w:val="16"/>
+              </w:rPr>
+              <w:t>Wymiar godzinowy (liczba godzin w semestrze)</w:t>
+            </w:r>
+          </w:p>
+        </w:tc>
+      </w:tr>
+      <w:tr>
+        <w:tc>
+          <w:tcPr>
+            <w:tcW w:type="dxa" w:w="1994"/>
+            <w:gridSpan w:val="2"/>
             <w:shd w:val="clear" w:color="auto" w:fill="D9D9D9"/>
           </w:tcPr>
           <w:p>
@@ -749,7 +762,8 @@
         </w:tc>
         <w:tc>
           <w:tcPr>
-            <w:tcW w:type="dxa" w:w="2493"/>
+            <w:tcW w:type="dxa" w:w="2991"/>
+            <w:gridSpan w:val="3"/>
             <w:shd w:val="clear" w:color="auto" w:fill="D9D9D9"/>
           </w:tcPr>
           <w:p>
@@ -769,7 +783,8 @@
         </w:tc>
         <w:tc>
           <w:tcPr>
-            <w:tcW w:type="dxa" w:w="2493"/>
+            <w:tcW w:type="dxa" w:w="2991"/>
+            <w:gridSpan w:val="3"/>
             <w:shd w:val="clear" w:color="auto" w:fill="D9D9D9"/>
           </w:tcPr>
           <w:p>
@@ -789,7 +804,8 @@
         </w:tc>
         <w:tc>
           <w:tcPr>
-            <w:tcW w:type="dxa" w:w="2493"/>
+            <w:tcW w:type="dxa" w:w="1994"/>
+            <w:gridSpan w:val="2"/>
             <w:shd w:val="clear" w:color="auto" w:fill="D9D9D9"/>
           </w:tcPr>
           <w:p>
@@ -811,7 +827,8 @@
       <w:tr>
         <w:tc>
           <w:tcPr>
-            <w:tcW w:type="dxa" w:w="2493"/>
+            <w:tcW w:type="dxa" w:w="1994"/>
+            <w:gridSpan w:val="2"/>
           </w:tcPr>
           <w:p>
             <w:pPr>
@@ -830,7 +847,8 @@
         </w:tc>
         <w:tc>
           <w:tcPr>
-            <w:tcW w:type="dxa" w:w="2493"/>
+            <w:tcW w:type="dxa" w:w="2991"/>
+            <w:gridSpan w:val="3"/>
           </w:tcPr>
           <w:p>
             <w:pPr>
@@ -849,7 +867,8 @@
         </w:tc>
         <w:tc>
           <w:tcPr>
-            <w:tcW w:type="dxa" w:w="2493"/>
+            <w:tcW w:type="dxa" w:w="2991"/>
+            <w:gridSpan w:val="3"/>
           </w:tcPr>
           <w:p>
             <w:pPr>
@@ -868,7 +887,8 @@
         </w:tc>
         <w:tc>
           <w:tcPr>
-            <w:tcW w:type="dxa" w:w="2493"/>
+            <w:tcW w:type="dxa" w:w="1994"/>
+            <w:gridSpan w:val="2"/>
           </w:tcPr>
           <w:p>
             <w:pPr>
@@ -886,30 +906,34 @@
           </w:p>
         </w:tc>
       </w:tr>
-    </w:tbl>
-    <w:tbl>
-      <w:tblPr>
-        <w:tblW w:type="auto" w:w="0"/>
-        <w:tblLook w:firstColumn="1" w:firstRow="1" w:lastColumn="0" w:lastRow="0" w:noHBand="0" w:noVBand="1" w:val="04A0"/>
-        <w:tblBorders>
-          <w:top w:val="single" w:sz="4" w:space="0" w:color="000000"/>
-          <w:left w:val="single" w:sz="4" w:space="0" w:color="000000"/>
-          <w:bottom w:val="single" w:sz="4" w:space="0" w:color="000000"/>
-          <w:right w:val="single" w:sz="4" w:space="0" w:color="000000"/>
-          <w:insideH w:val="single" w:sz="4" w:space="0" w:color="000000"/>
-          <w:insideV w:val="single" w:sz="4" w:space="0" w:color="000000"/>
-        </w:tblBorders>
-        <w:tblW w:w="5000" w:type="pct"/>
-      </w:tblPr>
-      <w:tblGrid>
-        <w:gridCol w:w="3324"/>
-        <w:gridCol w:w="3324"/>
-        <w:gridCol w:w="3324"/>
-      </w:tblGrid>
       <w:tr>
         <w:tc>
           <w:tcPr>
-            <w:tcW w:type="dxa" w:w="3324"/>
+            <w:tcW w:type="dxa" w:w="9970"/>
+            <w:gridSpan w:val="10"/>
+            <w:shd w:val="clear" w:color="auto" w:fill="D9D9D9"/>
+          </w:tcPr>
+          <w:p>
+            <w:pPr>
+              <w:spacing w:before="20" w:after="20"/>
+            </w:pPr>
+            <w:r>
+              <w:rPr>
+                <w:rFonts w:ascii="Aptos" w:hAnsi="Aptos"/>
+                <w:b/>
+                <w:i w:val="0"/>
+                <w:sz w:val="22"/>
+              </w:rPr>
+              <w:t>Bilans ECTS</w:t>
+            </w:r>
+          </w:p>
+        </w:tc>
+      </w:tr>
+      <w:tr>
+        <w:tc>
+          <w:tcPr>
+            <w:tcW w:type="dxa" w:w="4985"/>
+            <w:gridSpan w:val="5"/>
             <w:shd w:val="clear" w:color="auto" w:fill="D9D9D9"/>
           </w:tcPr>
           <w:p>
@@ -929,7 +953,8 @@
         </w:tc>
         <w:tc>
           <w:tcPr>
-            <w:tcW w:type="dxa" w:w="3324"/>
+            <w:tcW w:type="dxa" w:w="2991"/>
+            <w:gridSpan w:val="3"/>
             <w:shd w:val="clear" w:color="auto" w:fill="D9D9D9"/>
           </w:tcPr>
           <w:p>
@@ -949,7 +974,8 @@
         </w:tc>
         <w:tc>
           <w:tcPr>
-            <w:tcW w:type="dxa" w:w="3324"/>
+            <w:tcW w:type="dxa" w:w="1994"/>
+            <w:gridSpan w:val="2"/>
             <w:shd w:val="clear" w:color="auto" w:fill="D9D9D9"/>
           </w:tcPr>
           <w:p>
@@ -971,7 +997,8 @@
       <w:tr>
         <w:tc>
           <w:tcPr>
-            <w:tcW w:type="dxa" w:w="3324"/>
+            <w:tcW w:type="dxa" w:w="4985"/>
+            <w:gridSpan w:val="5"/>
           </w:tcPr>
           <w:p>
             <w:pPr>
@@ -990,7 +1017,8 @@
         </w:tc>
         <w:tc>
           <w:tcPr>
-            <w:tcW w:type="dxa" w:w="3324"/>
+            <w:tcW w:type="dxa" w:w="2991"/>
+            <w:gridSpan w:val="3"/>
           </w:tcPr>
           <w:p>
             <w:pPr>
@@ -1009,7 +1037,8 @@
         </w:tc>
         <w:tc>
           <w:tcPr>
-            <w:tcW w:type="dxa" w:w="3324"/>
+            <w:tcW w:type="dxa" w:w="1994"/>
+            <w:gridSpan w:val="2"/>
           </w:tcPr>
           <w:p>
             <w:pPr>
@@ -1030,7 +1059,8 @@
       <w:tr>
         <w:tc>
           <w:tcPr>
-            <w:tcW w:type="dxa" w:w="3324"/>
+            <w:tcW w:type="dxa" w:w="4985"/>
+            <w:gridSpan w:val="5"/>
           </w:tcPr>
           <w:p>
             <w:pPr>
@@ -1049,7 +1079,8 @@
         </w:tc>
         <w:tc>
           <w:tcPr>
-            <w:tcW w:type="dxa" w:w="3324"/>
+            <w:tcW w:type="dxa" w:w="2991"/>
+            <w:gridSpan w:val="3"/>
           </w:tcPr>
           <w:p>
             <w:pPr>
@@ -1068,7 +1099,8 @@
         </w:tc>
         <w:tc>
           <w:tcPr>
-            <w:tcW w:type="dxa" w:w="3324"/>
+            <w:tcW w:type="dxa" w:w="1994"/>
+            <w:gridSpan w:val="2"/>
           </w:tcPr>
           <w:p>
             <w:pPr>
@@ -1089,7 +1121,29 @@
       <w:tr>
         <w:tc>
           <w:tcPr>
-            <w:tcW w:type="dxa" w:w="3324"/>
+            <w:tcW w:type="dxa" w:w="4985"/>
+            <w:gridSpan w:val="5"/>
+            <w:shd w:val="clear" w:color="auto" w:fill="D9D9D9"/>
+          </w:tcPr>
+          <w:p>
+            <w:pPr>
+              <w:spacing w:before="20" w:after="20"/>
+            </w:pPr>
+            <w:r>
+              <w:rPr>
+                <w:rFonts w:ascii="Aptos" w:hAnsi="Aptos"/>
+                <w:b/>
+                <w:i w:val="0"/>
+                <w:sz w:val="16"/>
+              </w:rPr>
+              <w:t>Opis samodzielnej pracy studenta</w:t>
+            </w:r>
+          </w:p>
+        </w:tc>
+        <w:tc>
+          <w:tcPr>
+            <w:tcW w:type="dxa" w:w="4985"/>
+            <w:gridSpan w:val="5"/>
           </w:tcPr>
           <w:p>
             <w:pPr>
@@ -1102,45 +1156,7 @@
                 <w:i w:val="0"/>
                 <w:sz w:val="22"/>
               </w:rPr>
-              <w:t>Suma</w:t>
-            </w:r>
-          </w:p>
-        </w:tc>
-        <w:tc>
-          <w:tcPr>
-            <w:tcW w:type="dxa" w:w="3324"/>
-          </w:tcPr>
-          <w:p>
-            <w:pPr>
-              <w:spacing w:before="20" w:after="20"/>
-            </w:pPr>
-            <w:r>
-              <w:rPr>
-                <w:rFonts w:ascii="Aptos" w:hAnsi="Aptos"/>
-                <w:b w:val="0"/>
-                <w:i w:val="0"/>
-                <w:sz w:val="22"/>
-              </w:rPr>
-              <w:t>125</w:t>
-            </w:r>
-          </w:p>
-        </w:tc>
-        <w:tc>
-          <w:tcPr>
-            <w:tcW w:type="dxa" w:w="3324"/>
-          </w:tcPr>
-          <w:p>
-            <w:pPr>
-              <w:spacing w:before="20" w:after="20"/>
-            </w:pPr>
-            <w:r>
-              <w:rPr>
-                <w:rFonts w:ascii="Aptos" w:hAnsi="Aptos"/>
-                <w:b w:val="0"/>
-                <w:i w:val="0"/>
-                <w:sz w:val="22"/>
-              </w:rPr>
-              <w:t>5</w:t>
+              <w:t>Projektowanie systemu informacyjnego z użyciem narzędzi CASE; tworzenie diagramów UML i dokumentacji; przygotowanie do kolokwium końcowego; prezentacja projektu.</w:t>
             </w:r>
           </w:p>
         </w:tc>
@@ -1251,7 +1267,97 @@
           <w:tcPr>
             <w:tcW w:type="dxa" w:w="9972"/>
           </w:tcPr>
-          <w:p/>
+          <w:p>
+            <w:pPr>
+              <w:spacing w:before="20" w:after="20"/>
+            </w:pPr>
+            <w:r>
+              <w:rPr>
+                <w:rFonts w:ascii="Aptos" w:hAnsi="Aptos"/>
+                <w:b/>
+                <w:sz w:val="22"/>
+              </w:rPr>
+              <w:t>Wykład:</w:t>
+            </w:r>
+          </w:p>
+          <w:p>
+            <w:pPr>
+              <w:spacing w:before="20" w:after="20"/>
+            </w:pPr>
+            <w:r>
+              <w:rPr>
+                <w:rFonts w:ascii="Aptos" w:hAnsi="Aptos"/>
+                <w:b w:val="0"/>
+                <w:sz w:val="22"/>
+              </w:rPr>
+              <w:t>• wykład z prezentacją multimedialną</w:t>
+            </w:r>
+          </w:p>
+          <w:p>
+            <w:pPr>
+              <w:spacing w:before="20" w:after="20"/>
+            </w:pPr>
+            <w:r>
+              <w:rPr>
+                <w:rFonts w:ascii="Aptos" w:hAnsi="Aptos"/>
+                <w:b w:val="0"/>
+                <w:sz w:val="22"/>
+              </w:rPr>
+              <w:t>• wykład konwersatoryjny (z elementami dyskusji)</w:t>
+            </w:r>
+          </w:p>
+          <w:p>
+            <w:pPr>
+              <w:spacing w:before="20" w:after="20"/>
+            </w:pPr>
+            <w:r>
+              <w:rPr>
+                <w:rFonts w:ascii="Aptos" w:hAnsi="Aptos"/>
+                <w:b/>
+                <w:sz w:val="22"/>
+              </w:rPr>
+              <w:t>Ćwiczenia / Laboratorium:</w:t>
+            </w:r>
+          </w:p>
+          <w:p>
+            <w:pPr>
+              <w:spacing w:before="20" w:after="20"/>
+            </w:pPr>
+            <w:r>
+              <w:rPr>
+                <w:rFonts w:ascii="Aptos" w:hAnsi="Aptos"/>
+                <w:b w:val="0"/>
+                <w:sz w:val="22"/>
+              </w:rPr>
+              <w:t>• metoda projektów (projekt praktyczny)</w:t>
+            </w:r>
+          </w:p>
+          <w:p>
+            <w:pPr>
+              <w:spacing w:before="20" w:after="20"/>
+            </w:pPr>
+            <w:r>
+              <w:rPr>
+                <w:rFonts w:ascii="Aptos" w:hAnsi="Aptos"/>
+                <w:b w:val="0"/>
+                <w:sz w:val="22"/>
+              </w:rPr>
+              <w:t>• praca w grupach</w:t>
+            </w:r>
+          </w:p>
+          <w:p>
+            <w:pPr>
+              <w:spacing w:before="20" w:after="20"/>
+            </w:pPr>
+            <w:r>
+              <w:rPr>
+                <w:rFonts w:ascii="Aptos" w:hAnsi="Aptos"/>
+                <w:b w:val="0"/>
+                <w:sz w:val="22"/>
+              </w:rPr>
+              <w:t>• studia przypadków z bazy studiów przypadków opracowanych przez firmy MŚP lub będące efektem staży</w:t>
+            </w:r>
+          </w:p>
         </w:tc>
       </w:tr>
     </w:tbl>
@@ -1500,45 +1606,10 @@
             <w:r>
               <w:rPr>
                 <w:rFonts w:ascii="Aptos" w:hAnsi="Aptos"/>
+                <w:b w:val="0"/>
+                <w:i w:val="0"/>
                 <w:sz w:val="22"/>
               </w:rPr>
-              <w:t>1. Kryteria oceny</w:t>
-            </w:r>
-          </w:p>
-          <w:p>
-            <w:pPr>
-              <w:spacing w:before="20" w:after="20"/>
-            </w:pPr>
-            <w:r>
-              <w:rPr>
-                <w:rFonts w:ascii="Aptos" w:hAnsi="Aptos"/>
-                <w:sz w:val="22"/>
-              </w:rPr>
-              <w:t>2. prezentacja projektu i dokumentacji (60%)</w:t>
-            </w:r>
-          </w:p>
-          <w:p>
-            <w:pPr>
-              <w:spacing w:before="20" w:after="20"/>
-            </w:pPr>
-            <w:r>
-              <w:rPr>
-                <w:rFonts w:ascii="Aptos" w:hAnsi="Aptos"/>
-                <w:sz w:val="22"/>
-              </w:rPr>
-              <w:t>3. aktywność na zajęciach (10%)</w:t>
-            </w:r>
-          </w:p>
-          <w:p>
-            <w:pPr>
-              <w:spacing w:before="20" w:after="20"/>
-            </w:pPr>
-            <w:r>
-              <w:rPr>
-                <w:rFonts w:ascii="Aptos" w:hAnsi="Aptos"/>
-                <w:sz w:val="22"/>
-              </w:rPr>
-              <w:t>4. kolokwium końcowe (30%)</w:t>
             </w:r>
           </w:p>
         </w:tc>
@@ -1555,7 +1626,7 @@
                 <w:rFonts w:ascii="Aptos" w:hAnsi="Aptos"/>
                 <w:sz w:val="22"/>
               </w:rPr>
-              <w:t>1. Kryteria oceny</w:t>
+              <w:t>1. prezentacja projektu i dokumentacji</w:t>
             </w:r>
           </w:p>
           <w:p>
@@ -1567,7 +1638,7 @@
                 <w:rFonts w:ascii="Aptos" w:hAnsi="Aptos"/>
                 <w:sz w:val="22"/>
               </w:rPr>
-              <w:t>2. prezentacja projektu i dokumentacji (60%)</w:t>
+              <w:t>2. kolokwium końcowe</w:t>
             </w:r>
           </w:p>
           <w:p>
@@ -1579,19 +1650,7 @@
                 <w:rFonts w:ascii="Aptos" w:hAnsi="Aptos"/>
                 <w:sz w:val="22"/>
               </w:rPr>
-              <w:t>3. aktywność na zajęciach (10%)</w:t>
-            </w:r>
-          </w:p>
-          <w:p>
-            <w:pPr>
-              <w:spacing w:before="20" w:after="20"/>
-            </w:pPr>
-            <w:r>
-              <w:rPr>
-                <w:rFonts w:ascii="Aptos" w:hAnsi="Aptos"/>
-                <w:sz w:val="22"/>
-              </w:rPr>
-              <w:t>4. kolokwium końcowe (30%)</w:t>
+              <w:t>3. ocena pracy podczas ćwiczenia</w:t>
             </w:r>
           </w:p>
         </w:tc>
@@ -1914,14 +1973,14 @@
         <w:tblW w:w="5000" w:type="pct"/>
       </w:tblPr>
       <w:tblGrid>
-        <w:gridCol w:w="3324"/>
-        <w:gridCol w:w="3324"/>
-        <w:gridCol w:w="3324"/>
+        <w:gridCol w:w="680"/>
+        <w:gridCol w:w="4536"/>
+        <w:gridCol w:w="4252"/>
       </w:tblGrid>
       <w:tr>
         <w:tc>
           <w:tcPr>
-            <w:tcW w:type="dxa" w:w="9972"/>
+            <w:tcW w:type="dxa" w:w="9468"/>
             <w:gridSpan w:val="3"/>
             <w:shd w:val="clear" w:color="auto" w:fill="D9D9D9"/>
           </w:tcPr>
@@ -1944,7 +2003,7 @@
       <w:tr>
         <w:tc>
           <w:tcPr>
-            <w:tcW w:type="dxa" w:w="3324"/>
+            <w:tcW w:type="dxa" w:w="680"/>
             <w:shd w:val="clear" w:color="auto" w:fill="D9D9D9"/>
           </w:tcPr>
           <w:p>
@@ -1964,7 +2023,7 @@
         </w:tc>
         <w:tc>
           <w:tcPr>
-            <w:tcW w:type="dxa" w:w="3324"/>
+            <w:tcW w:type="dxa" w:w="4536"/>
             <w:shd w:val="clear" w:color="auto" w:fill="D9D9D9"/>
           </w:tcPr>
           <w:p>
@@ -1984,7 +2043,7 @@
         </w:tc>
         <w:tc>
           <w:tcPr>
-            <w:tcW w:type="dxa" w:w="3324"/>
+            <w:tcW w:type="dxa" w:w="4252"/>
             <w:shd w:val="clear" w:color="auto" w:fill="D9D9D9"/>
           </w:tcPr>
           <w:p>
@@ -2006,7 +2065,7 @@
       <w:tr>
         <w:tc>
           <w:tcPr>
-            <w:tcW w:type="dxa" w:w="3324"/>
+            <w:tcW w:type="dxa" w:w="680"/>
           </w:tcPr>
           <w:p>
             <w:pPr>
@@ -2025,7 +2084,7 @@
         </w:tc>
         <w:tc>
           <w:tcPr>
-            <w:tcW w:type="dxa" w:w="3324"/>
+            <w:tcW w:type="dxa" w:w="4536"/>
           </w:tcPr>
           <w:p>
             <w:pPr>
@@ -2044,7 +2103,7 @@
         </w:tc>
         <w:tc>
           <w:tcPr>
-            <w:tcW w:type="dxa" w:w="3324"/>
+            <w:tcW w:type="dxa" w:w="4252"/>
           </w:tcPr>
           <w:p>
             <w:pPr>
@@ -2064,7 +2123,7 @@
       <w:tr>
         <w:tc>
           <w:tcPr>
-            <w:tcW w:type="dxa" w:w="3324"/>
+            <w:tcW w:type="dxa" w:w="680"/>
           </w:tcPr>
           <w:p>
             <w:pPr>
@@ -2083,7 +2142,7 @@
         </w:tc>
         <w:tc>
           <w:tcPr>
-            <w:tcW w:type="dxa" w:w="3324"/>
+            <w:tcW w:type="dxa" w:w="4536"/>
           </w:tcPr>
           <w:p>
             <w:pPr>
@@ -2102,7 +2161,7 @@
         </w:tc>
         <w:tc>
           <w:tcPr>
-            <w:tcW w:type="dxa" w:w="3324"/>
+            <w:tcW w:type="dxa" w:w="4252"/>
           </w:tcPr>
           <w:p>
             <w:pPr>
@@ -2122,7 +2181,7 @@
       <w:tr>
         <w:tc>
           <w:tcPr>
-            <w:tcW w:type="dxa" w:w="3324"/>
+            <w:tcW w:type="dxa" w:w="680"/>
           </w:tcPr>
           <w:p>
             <w:pPr>
@@ -2141,7 +2200,7 @@
         </w:tc>
         <w:tc>
           <w:tcPr>
-            <w:tcW w:type="dxa" w:w="3324"/>
+            <w:tcW w:type="dxa" w:w="4536"/>
           </w:tcPr>
           <w:p>
             <w:pPr>
@@ -2160,7 +2219,7 @@
         </w:tc>
         <w:tc>
           <w:tcPr>
-            <w:tcW w:type="dxa" w:w="3324"/>
+            <w:tcW w:type="dxa" w:w="4252"/>
           </w:tcPr>
           <w:p>
             <w:pPr>
@@ -2180,7 +2239,7 @@
       <w:tr>
         <w:tc>
           <w:tcPr>
-            <w:tcW w:type="dxa" w:w="3324"/>
+            <w:tcW w:type="dxa" w:w="680"/>
           </w:tcPr>
           <w:p>
             <w:pPr>
@@ -2199,7 +2258,7 @@
         </w:tc>
         <w:tc>
           <w:tcPr>
-            <w:tcW w:type="dxa" w:w="3324"/>
+            <w:tcW w:type="dxa" w:w="4536"/>
           </w:tcPr>
           <w:p>
             <w:pPr>
@@ -2218,7 +2277,7 @@
         </w:tc>
         <w:tc>
           <w:tcPr>
-            <w:tcW w:type="dxa" w:w="3324"/>
+            <w:tcW w:type="dxa" w:w="4252"/>
           </w:tcPr>
           <w:p>
             <w:pPr>
@@ -2238,7 +2297,7 @@
       <w:tr>
         <w:tc>
           <w:tcPr>
-            <w:tcW w:type="dxa" w:w="3324"/>
+            <w:tcW w:type="dxa" w:w="680"/>
           </w:tcPr>
           <w:p>
             <w:pPr>
@@ -2257,7 +2316,7 @@
         </w:tc>
         <w:tc>
           <w:tcPr>
-            <w:tcW w:type="dxa" w:w="3324"/>
+            <w:tcW w:type="dxa" w:w="4536"/>
           </w:tcPr>
           <w:p>
             <w:pPr>
@@ -2276,7 +2335,7 @@
         </w:tc>
         <w:tc>
           <w:tcPr>
-            <w:tcW w:type="dxa" w:w="3324"/>
+            <w:tcW w:type="dxa" w:w="4252"/>
           </w:tcPr>
           <w:p>
             <w:pPr>
@@ -2296,7 +2355,7 @@
       <w:tr>
         <w:tc>
           <w:tcPr>
-            <w:tcW w:type="dxa" w:w="3324"/>
+            <w:tcW w:type="dxa" w:w="680"/>
           </w:tcPr>
           <w:p>
             <w:pPr>
@@ -2315,7 +2374,7 @@
         </w:tc>
         <w:tc>
           <w:tcPr>
-            <w:tcW w:type="dxa" w:w="3324"/>
+            <w:tcW w:type="dxa" w:w="4536"/>
           </w:tcPr>
           <w:p>
             <w:pPr>
@@ -2334,7 +2393,7 @@
         </w:tc>
         <w:tc>
           <w:tcPr>
-            <w:tcW w:type="dxa" w:w="3324"/>
+            <w:tcW w:type="dxa" w:w="4252"/>
           </w:tcPr>
           <w:p>
             <w:pPr>
@@ -2354,7 +2413,7 @@
       <w:tr>
         <w:tc>
           <w:tcPr>
-            <w:tcW w:type="dxa" w:w="3324"/>
+            <w:tcW w:type="dxa" w:w="680"/>
           </w:tcPr>
           <w:p>
             <w:pPr>
@@ -2373,7 +2432,7 @@
         </w:tc>
         <w:tc>
           <w:tcPr>
-            <w:tcW w:type="dxa" w:w="3324"/>
+            <w:tcW w:type="dxa" w:w="4536"/>
           </w:tcPr>
           <w:p>
             <w:pPr>
@@ -2392,7 +2451,7 @@
         </w:tc>
         <w:tc>
           <w:tcPr>
-            <w:tcW w:type="dxa" w:w="3324"/>
+            <w:tcW w:type="dxa" w:w="4252"/>
           </w:tcPr>
           <w:p>
             <w:pPr>
@@ -2412,7 +2471,7 @@
       <w:tr>
         <w:tc>
           <w:tcPr>
-            <w:tcW w:type="dxa" w:w="3324"/>
+            <w:tcW w:type="dxa" w:w="680"/>
           </w:tcPr>
           <w:p>
             <w:pPr>
@@ -2431,7 +2490,7 @@
         </w:tc>
         <w:tc>
           <w:tcPr>
-            <w:tcW w:type="dxa" w:w="3324"/>
+            <w:tcW w:type="dxa" w:w="4536"/>
           </w:tcPr>
           <w:p>
             <w:pPr>
@@ -2450,7 +2509,7 @@
         </w:tc>
         <w:tc>
           <w:tcPr>
-            <w:tcW w:type="dxa" w:w="3324"/>
+            <w:tcW w:type="dxa" w:w="4252"/>
           </w:tcPr>
           <w:p>
             <w:pPr>
@@ -2470,7 +2529,7 @@
       <w:tr>
         <w:tc>
           <w:tcPr>
-            <w:tcW w:type="dxa" w:w="3324"/>
+            <w:tcW w:type="dxa" w:w="680"/>
           </w:tcPr>
           <w:p>
             <w:pPr>
@@ -2489,7 +2548,7 @@
         </w:tc>
         <w:tc>
           <w:tcPr>
-            <w:tcW w:type="dxa" w:w="3324"/>
+            <w:tcW w:type="dxa" w:w="4536"/>
           </w:tcPr>
           <w:p>
             <w:pPr>
@@ -2508,7 +2567,7 @@
         </w:tc>
         <w:tc>
           <w:tcPr>
-            <w:tcW w:type="dxa" w:w="3324"/>
+            <w:tcW w:type="dxa" w:w="4252"/>
           </w:tcPr>
           <w:p>
             <w:pPr>
@@ -2528,7 +2587,7 @@
       <w:tr>
         <w:tc>
           <w:tcPr>
-            <w:tcW w:type="dxa" w:w="3324"/>
+            <w:tcW w:type="dxa" w:w="680"/>
           </w:tcPr>
           <w:p>
             <w:pPr>
@@ -2547,7 +2606,7 @@
         </w:tc>
         <w:tc>
           <w:tcPr>
-            <w:tcW w:type="dxa" w:w="3324"/>
+            <w:tcW w:type="dxa" w:w="4536"/>
           </w:tcPr>
           <w:p>
             <w:pPr>
@@ -2566,7 +2625,7 @@
         </w:tc>
         <w:tc>
           <w:tcPr>
-            <w:tcW w:type="dxa" w:w="3324"/>
+            <w:tcW w:type="dxa" w:w="4252"/>
           </w:tcPr>
           <w:p>
             <w:pPr>
@@ -2586,7 +2645,7 @@
       <w:tr>
         <w:tc>
           <w:tcPr>
-            <w:tcW w:type="dxa" w:w="3324"/>
+            <w:tcW w:type="dxa" w:w="680"/>
           </w:tcPr>
           <w:p>
             <w:pPr>
@@ -2605,7 +2664,7 @@
         </w:tc>
         <w:tc>
           <w:tcPr>
-            <w:tcW w:type="dxa" w:w="3324"/>
+            <w:tcW w:type="dxa" w:w="4536"/>
           </w:tcPr>
           <w:p>
             <w:pPr>
@@ -2624,7 +2683,7 @@
         </w:tc>
         <w:tc>
           <w:tcPr>
-            <w:tcW w:type="dxa" w:w="3324"/>
+            <w:tcW w:type="dxa" w:w="4252"/>
           </w:tcPr>
           <w:p>
             <w:pPr>
@@ -2644,7 +2703,7 @@
       <w:tr>
         <w:tc>
           <w:tcPr>
-            <w:tcW w:type="dxa" w:w="3324"/>
+            <w:tcW w:type="dxa" w:w="680"/>
           </w:tcPr>
           <w:p>
             <w:pPr>
@@ -2663,7 +2722,7 @@
         </w:tc>
         <w:tc>
           <w:tcPr>
-            <w:tcW w:type="dxa" w:w="3324"/>
+            <w:tcW w:type="dxa" w:w="4536"/>
           </w:tcPr>
           <w:p>
             <w:pPr>
@@ -2682,7 +2741,7 @@
         </w:tc>
         <w:tc>
           <w:tcPr>
-            <w:tcW w:type="dxa" w:w="3324"/>
+            <w:tcW w:type="dxa" w:w="4252"/>
           </w:tcPr>
           <w:p>
             <w:pPr>
@@ -2702,7 +2761,7 @@
       <w:tr>
         <w:tc>
           <w:tcPr>
-            <w:tcW w:type="dxa" w:w="3324"/>
+            <w:tcW w:type="dxa" w:w="680"/>
           </w:tcPr>
           <w:p>
             <w:pPr>
@@ -2721,7 +2780,7 @@
         </w:tc>
         <w:tc>
           <w:tcPr>
-            <w:tcW w:type="dxa" w:w="3324"/>
+            <w:tcW w:type="dxa" w:w="4536"/>
           </w:tcPr>
           <w:p>
             <w:pPr>
@@ -2740,7 +2799,7 @@
         </w:tc>
         <w:tc>
           <w:tcPr>
-            <w:tcW w:type="dxa" w:w="3324"/>
+            <w:tcW w:type="dxa" w:w="4252"/>
           </w:tcPr>
           <w:p>
             <w:pPr>
@@ -2760,7 +2819,7 @@
       <w:tr>
         <w:tc>
           <w:tcPr>
-            <w:tcW w:type="dxa" w:w="3324"/>
+            <w:tcW w:type="dxa" w:w="680"/>
           </w:tcPr>
           <w:p>
             <w:pPr>
@@ -2779,7 +2838,7 @@
         </w:tc>
         <w:tc>
           <w:tcPr>
-            <w:tcW w:type="dxa" w:w="3324"/>
+            <w:tcW w:type="dxa" w:w="4536"/>
           </w:tcPr>
           <w:p>
             <w:pPr>
@@ -2798,7 +2857,7 @@
         </w:tc>
         <w:tc>
           <w:tcPr>
-            <w:tcW w:type="dxa" w:w="3324"/>
+            <w:tcW w:type="dxa" w:w="4252"/>
           </w:tcPr>
           <w:p>
             <w:pPr>
@@ -2818,7 +2877,7 @@
       <w:tr>
         <w:tc>
           <w:tcPr>
-            <w:tcW w:type="dxa" w:w="3324"/>
+            <w:tcW w:type="dxa" w:w="680"/>
           </w:tcPr>
           <w:p>
             <w:pPr>
@@ -2837,7 +2896,7 @@
         </w:tc>
         <w:tc>
           <w:tcPr>
-            <w:tcW w:type="dxa" w:w="3324"/>
+            <w:tcW w:type="dxa" w:w="4536"/>
           </w:tcPr>
           <w:p>
             <w:pPr>
@@ -2856,7 +2915,7 @@
         </w:tc>
         <w:tc>
           <w:tcPr>
-            <w:tcW w:type="dxa" w:w="3324"/>
+            <w:tcW w:type="dxa" w:w="4252"/>
           </w:tcPr>
           <w:p>
             <w:pPr>
@@ -2876,7 +2935,7 @@
       <w:tr>
         <w:tc>
           <w:tcPr>
-            <w:tcW w:type="dxa" w:w="3324"/>
+            <w:tcW w:type="dxa" w:w="680"/>
           </w:tcPr>
           <w:p>
             <w:pPr>
@@ -2895,7 +2954,7 @@
         </w:tc>
         <w:tc>
           <w:tcPr>
-            <w:tcW w:type="dxa" w:w="3324"/>
+            <w:tcW w:type="dxa" w:w="4536"/>
           </w:tcPr>
           <w:p>
             <w:pPr>
@@ -2914,7 +2973,7 @@
         </w:tc>
         <w:tc>
           <w:tcPr>
-            <w:tcW w:type="dxa" w:w="3324"/>
+            <w:tcW w:type="dxa" w:w="4252"/>
           </w:tcPr>
           <w:p>
             <w:pPr>
@@ -3337,6 +3396,7 @@
                 <w:i w:val="0"/>
                 <w:sz w:val="22"/>
               </w:rPr>
+              <w:t>prezentacja projektu i dokumentacji; kolokwium końcowe; ocena pracy podczas ćwiczenia</w:t>
             </w:r>
           </w:p>
         </w:tc>
@@ -3395,6 +3455,7 @@
                 <w:i w:val="0"/>
                 <w:sz w:val="22"/>
               </w:rPr>
+              <w:t>prezentacja projektu i dokumentacji; kolokwium końcowe; ocena pracy podczas ćwiczenia</w:t>
             </w:r>
           </w:p>
         </w:tc>
@@ -3452,6 +3513,7 @@
                 <w:i w:val="0"/>
                 <w:sz w:val="22"/>
               </w:rPr>
+              <w:t>prezentacja projektu i dokumentacji; kolokwium końcowe; ocena pracy podczas ćwiczenia</w:t>
             </w:r>
           </w:p>
         </w:tc>
@@ -3509,6 +3571,7 @@
                 <w:i w:val="0"/>
                 <w:sz w:val="22"/>
               </w:rPr>
+              <w:t>prezentacja projektu i dokumentacji; kolokwium końcowe; ocena pracy podczas ćwiczenia</w:t>
             </w:r>
           </w:p>
         </w:tc>
@@ -3566,6 +3629,7 @@
                 <w:i w:val="0"/>
                 <w:sz w:val="22"/>
               </w:rPr>
+              <w:t>prezentacja projektu i dokumentacji; kolokwium końcowe; ocena pracy podczas ćwiczenia</w:t>
             </w:r>
           </w:p>
         </w:tc>
@@ -3729,6 +3793,7 @@
                 <w:i w:val="0"/>
                 <w:sz w:val="22"/>
               </w:rPr>
+              <w:t>prezentacja projektu i dokumentacji; kolokwium końcowe; ocena pracy podczas ćwiczenia</w:t>
             </w:r>
           </w:p>
         </w:tc>
@@ -3786,6 +3851,7 @@
                 <w:i w:val="0"/>
                 <w:sz w:val="22"/>
               </w:rPr>
+              <w:t>prezentacja projektu i dokumentacji; kolokwium końcowe; ocena pracy podczas ćwiczenia</w:t>
             </w:r>
           </w:p>
         </w:tc>
@@ -3843,6 +3909,7 @@
                 <w:i w:val="0"/>
                 <w:sz w:val="22"/>
               </w:rPr>
+              <w:t>prezentacja projektu i dokumentacji; kolokwium końcowe; ocena pracy podczas ćwiczenia</w:t>
             </w:r>
           </w:p>
         </w:tc>
@@ -3900,6 +3967,7 @@
                 <w:i w:val="0"/>
                 <w:sz w:val="22"/>
               </w:rPr>
+              <w:t>prezentacja projektu i dokumentacji; kolokwium końcowe; ocena pracy podczas ćwiczenia</w:t>
             </w:r>
           </w:p>
         </w:tc>
@@ -4061,6 +4129,7 @@
                 <w:i w:val="0"/>
                 <w:sz w:val="22"/>
               </w:rPr>
+              <w:t>prezentacja projektu i dokumentacji; kolokwium końcowe; ocena pracy podczas ćwiczenia</w:t>
             </w:r>
           </w:p>
         </w:tc>
@@ -4117,6 +4186,7 @@
                 <w:i w:val="0"/>
                 <w:sz w:val="22"/>
               </w:rPr>
+              <w:t>prezentacja projektu i dokumentacji; kolokwium końcowe; ocena pracy podczas ćwiczenia</w:t>
             </w:r>
           </w:p>
         </w:tc>
@@ -4173,6 +4243,7 @@
                 <w:i w:val="0"/>
                 <w:sz w:val="22"/>
               </w:rPr>
+              <w:t>prezentacja projektu i dokumentacji; kolokwium końcowe; ocena pracy podczas ćwiczenia</w:t>
             </w:r>
           </w:p>
         </w:tc>
@@ -4278,62 +4349,6 @@
                 <w:sz w:val="16"/>
               </w:rPr>
               <w:t>Wyposażenie specjalistyczne konieczne do realizacji przedmiotu</w:t>
-            </w:r>
-          </w:p>
-        </w:tc>
-      </w:tr>
-      <w:tr>
-        <w:tc>
-          <w:tcPr>
-            <w:tcW w:type="dxa" w:w="3324"/>
-          </w:tcPr>
-          <w:p>
-            <w:pPr>
-              <w:spacing w:before="20" w:after="20"/>
-            </w:pPr>
-            <w:r>
-              <w:rPr>
-                <w:rFonts w:ascii="Aptos" w:hAnsi="Aptos"/>
-                <w:b w:val="0"/>
-                <w:i w:val="0"/>
-                <w:sz w:val="22"/>
-              </w:rPr>
-            </w:r>
-          </w:p>
-        </w:tc>
-        <w:tc>
-          <w:tcPr>
-            <w:tcW w:type="dxa" w:w="3324"/>
-          </w:tcPr>
-          <w:p>
-            <w:pPr>
-              <w:spacing w:before="20" w:after="20"/>
-            </w:pPr>
-            <w:r>
-              <w:rPr>
-                <w:rFonts w:ascii="Aptos" w:hAnsi="Aptos"/>
-                <w:b w:val="0"/>
-                <w:i w:val="0"/>
-                <w:sz w:val="22"/>
-              </w:rPr>
-            </w:r>
-          </w:p>
-        </w:tc>
-        <w:tc>
-          <w:tcPr>
-            <w:tcW w:type="dxa" w:w="3324"/>
-          </w:tcPr>
-          <w:p>
-            <w:pPr>
-              <w:spacing w:before="20" w:after="20"/>
-            </w:pPr>
-            <w:r>
-              <w:rPr>
-                <w:rFonts w:ascii="Aptos" w:hAnsi="Aptos"/>
-                <w:b w:val="0"/>
-                <w:i w:val="0"/>
-                <w:sz w:val="22"/>
-              </w:rPr>
             </w:r>
           </w:p>
         </w:tc>

--- a/public/assets/files/stacjonarne/PRI.docx
+++ b/public/assets/files/stacjonarne/PRI.docx
@@ -3396,7 +3396,122 @@
                 <w:i w:val="0"/>
                 <w:sz w:val="22"/>
               </w:rPr>
-              <w:t>prezentacja projektu i dokumentacji; kolokwium końcowe; ocena pracy podczas ćwiczenia</w:t>
+            </w:r>
+          </w:p>
+        </w:tc>
+      </w:tr>
+      <w:tr>
+        <w:tc>
+          <w:tcPr>
+            <w:tcW w:type="dxa" w:w="3324"/>
+          </w:tcPr>
+          <w:p>
+            <w:pPr>
+              <w:spacing w:before="20" w:after="20"/>
+            </w:pPr>
+            <w:r>
+              <w:rPr>
+                <w:rFonts w:ascii="Aptos" w:hAnsi="Aptos"/>
+                <w:b w:val="0"/>
+                <w:i w:val="0"/>
+                <w:sz w:val="22"/>
+              </w:rPr>
+              <w:t>K_W14</w:t>
+            </w:r>
+          </w:p>
+        </w:tc>
+        <w:tc>
+          <w:tcPr>
+            <w:tcW w:type="dxa" w:w="3324"/>
+          </w:tcPr>
+          <w:p>
+            <w:pPr>
+              <w:spacing w:before="20" w:after="20"/>
+            </w:pPr>
+            <w:r>
+              <w:rPr>
+                <w:rFonts w:ascii="Aptos" w:hAnsi="Aptos"/>
+                <w:b w:val="0"/>
+                <w:i w:val="0"/>
+                <w:sz w:val="22"/>
+              </w:rPr>
+              <w:t>Student zna i rozumie składnię rdzeniowych diagramów języka UML</w:t>
+            </w:r>
+          </w:p>
+        </w:tc>
+        <w:tc>
+          <w:tcPr>
+            <w:tcW w:type="dxa" w:w="3324"/>
+          </w:tcPr>
+          <w:p>
+            <w:pPr>
+              <w:spacing w:before="20" w:after="20"/>
+            </w:pPr>
+            <w:r>
+              <w:rPr>
+                <w:rFonts w:ascii="Aptos" w:hAnsi="Aptos"/>
+                <w:b w:val="0"/>
+                <w:i w:val="0"/>
+                <w:sz w:val="22"/>
+              </w:rPr>
+            </w:r>
+          </w:p>
+        </w:tc>
+      </w:tr>
+      <w:tr>
+        <w:tc>
+          <w:tcPr>
+            <w:tcW w:type="dxa" w:w="3324"/>
+          </w:tcPr>
+          <w:p>
+            <w:pPr>
+              <w:spacing w:before="20" w:after="20"/>
+            </w:pPr>
+            <w:r>
+              <w:rPr>
+                <w:rFonts w:ascii="Aptos" w:hAnsi="Aptos"/>
+                <w:b w:val="0"/>
+                <w:i w:val="0"/>
+                <w:sz w:val="22"/>
+              </w:rPr>
+              <w:t>K_W14</w:t>
+            </w:r>
+          </w:p>
+        </w:tc>
+        <w:tc>
+          <w:tcPr>
+            <w:tcW w:type="dxa" w:w="3324"/>
+          </w:tcPr>
+          <w:p>
+            <w:pPr>
+              <w:spacing w:before="20" w:after="20"/>
+            </w:pPr>
+            <w:r>
+              <w:rPr>
+                <w:rFonts w:ascii="Aptos" w:hAnsi="Aptos"/>
+                <w:b w:val="0"/>
+                <w:i w:val="0"/>
+                <w:sz w:val="22"/>
+              </w:rPr>
+              <w:t>Student zna i rozumie ograniczenia występujące w procesie wytwarzania oprogramowania</w:t>
+            </w:r>
+          </w:p>
+        </w:tc>
+        <w:tc>
+          <w:tcPr>
+            <w:tcW w:type="dxa" w:w="3324"/>
+          </w:tcPr>
+          <w:p>
+            <w:pPr>
+              <w:spacing w:before="20" w:after="20"/>
+            </w:pPr>
+            <w:r>
+              <w:rPr>
+                <w:rFonts w:ascii="Aptos" w:hAnsi="Aptos"/>
+                <w:b w:val="0"/>
+                <w:i w:val="0"/>
+                <w:sz w:val="22"/>
+              </w:rPr>
             </w:r>
           </w:p>
         </w:tc>
@@ -3436,7 +3551,7 @@
                 <w:i w:val="0"/>
                 <w:sz w:val="22"/>
               </w:rPr>
-              <w:t>Student zna i rozumie składnię rdzeniowych diagramów języka UML</w:t>
+              <w:t>Student rozumie wagę wymagań systemowych w procesie wytwarzania oprogramowania</w:t>
             </w:r>
           </w:p>
         </w:tc>
@@ -3455,7 +3570,6 @@
                 <w:i w:val="0"/>
                 <w:sz w:val="22"/>
               </w:rPr>
-              <w:t>prezentacja projektu i dokumentacji; kolokwium końcowe; ocena pracy podczas ćwiczenia</w:t>
             </w:r>
           </w:p>
         </w:tc>
@@ -3476,122 +3590,7 @@
                 <w:i w:val="0"/>
                 <w:sz w:val="22"/>
               </w:rPr>
-            </w:r>
-          </w:p>
-        </w:tc>
-        <w:tc>
-          <w:tcPr>
-            <w:tcW w:type="dxa" w:w="3324"/>
-          </w:tcPr>
-          <w:p>
-            <w:pPr>
-              <w:spacing w:before="20" w:after="20"/>
-            </w:pPr>
-            <w:r>
-              <w:rPr>
-                <w:rFonts w:ascii="Aptos" w:hAnsi="Aptos"/>
-                <w:b w:val="0"/>
-                <w:i w:val="0"/>
-                <w:sz w:val="22"/>
-              </w:rPr>
-              <w:t>Student zna i rozumie ograniczenia występujące w procesie wytwarzania oprogramowania</w:t>
-            </w:r>
-          </w:p>
-        </w:tc>
-        <w:tc>
-          <w:tcPr>
-            <w:tcW w:type="dxa" w:w="3324"/>
-          </w:tcPr>
-          <w:p>
-            <w:pPr>
-              <w:spacing w:before="20" w:after="20"/>
-            </w:pPr>
-            <w:r>
-              <w:rPr>
-                <w:rFonts w:ascii="Aptos" w:hAnsi="Aptos"/>
-                <w:b w:val="0"/>
-                <w:i w:val="0"/>
-                <w:sz w:val="22"/>
-              </w:rPr>
-              <w:t>prezentacja projektu i dokumentacji; kolokwium końcowe; ocena pracy podczas ćwiczenia</w:t>
-            </w:r>
-          </w:p>
-        </w:tc>
-      </w:tr>
-      <w:tr>
-        <w:tc>
-          <w:tcPr>
-            <w:tcW w:type="dxa" w:w="3324"/>
-          </w:tcPr>
-          <w:p>
-            <w:pPr>
-              <w:spacing w:before="20" w:after="20"/>
-            </w:pPr>
-            <w:r>
-              <w:rPr>
-                <w:rFonts w:ascii="Aptos" w:hAnsi="Aptos"/>
-                <w:b w:val="0"/>
-                <w:i w:val="0"/>
-                <w:sz w:val="22"/>
-              </w:rPr>
-            </w:r>
-          </w:p>
-        </w:tc>
-        <w:tc>
-          <w:tcPr>
-            <w:tcW w:type="dxa" w:w="3324"/>
-          </w:tcPr>
-          <w:p>
-            <w:pPr>
-              <w:spacing w:before="20" w:after="20"/>
-            </w:pPr>
-            <w:r>
-              <w:rPr>
-                <w:rFonts w:ascii="Aptos" w:hAnsi="Aptos"/>
-                <w:b w:val="0"/>
-                <w:i w:val="0"/>
-                <w:sz w:val="22"/>
-              </w:rPr>
-              <w:t>Student rozumie wagę wymagań systemowych w procesie wytwarzania oprogramowania</w:t>
-            </w:r>
-          </w:p>
-        </w:tc>
-        <w:tc>
-          <w:tcPr>
-            <w:tcW w:type="dxa" w:w="3324"/>
-          </w:tcPr>
-          <w:p>
-            <w:pPr>
-              <w:spacing w:before="20" w:after="20"/>
-            </w:pPr>
-            <w:r>
-              <w:rPr>
-                <w:rFonts w:ascii="Aptos" w:hAnsi="Aptos"/>
-                <w:b w:val="0"/>
-                <w:i w:val="0"/>
-                <w:sz w:val="22"/>
-              </w:rPr>
-              <w:t>prezentacja projektu i dokumentacji; kolokwium końcowe; ocena pracy podczas ćwiczenia</w:t>
-            </w:r>
-          </w:p>
-        </w:tc>
-      </w:tr>
-      <w:tr>
-        <w:tc>
-          <w:tcPr>
-            <w:tcW w:type="dxa" w:w="3324"/>
-          </w:tcPr>
-          <w:p>
-            <w:pPr>
-              <w:spacing w:before="20" w:after="20"/>
-            </w:pPr>
-            <w:r>
-              <w:rPr>
-                <w:rFonts w:ascii="Aptos" w:hAnsi="Aptos"/>
-                <w:b w:val="0"/>
-                <w:i w:val="0"/>
-                <w:sz w:val="22"/>
-              </w:rPr>
+              <w:t>K_W15</w:t>
             </w:r>
           </w:p>
         </w:tc>
@@ -3629,7 +3628,6 @@
                 <w:i w:val="0"/>
                 <w:sz w:val="22"/>
               </w:rPr>
-              <w:t>prezentacja projektu i dokumentacji; kolokwium końcowe; ocena pracy podczas ćwiczenia</w:t>
             </w:r>
           </w:p>
         </w:tc>
@@ -3755,7 +3753,7 @@
                 <w:i w:val="0"/>
                 <w:sz w:val="22"/>
               </w:rPr>
-              <w:t>K_U20</w:t>
+              <w:t>K_U19</w:t>
             </w:r>
           </w:p>
         </w:tc>
@@ -3793,7 +3791,7 @@
                 <w:i w:val="0"/>
                 <w:sz w:val="22"/>
               </w:rPr>
-              <w:t>prezentacja projektu i dokumentacji; kolokwium końcowe; ocena pracy podczas ćwiczenia</w:t>
+              <w:t>prezentacja projektu i dokumentacji, kolokwium końcowe, ocena pracy podczas ćwiczenia</w:t>
             </w:r>
           </w:p>
         </w:tc>
@@ -3814,6 +3812,7 @@
                 <w:i w:val="0"/>
                 <w:sz w:val="22"/>
               </w:rPr>
+              <w:t>K_U20</w:t>
             </w:r>
           </w:p>
         </w:tc>
@@ -3851,7 +3850,7 @@
                 <w:i w:val="0"/>
                 <w:sz w:val="22"/>
               </w:rPr>
-              <w:t>prezentacja projektu i dokumentacji; kolokwium końcowe; ocena pracy podczas ćwiczenia</w:t>
+              <w:t>prezentacja projektu i dokumentacji, kolokwium końcowe, ocena pracy podczas ćwiczenia</w:t>
             </w:r>
           </w:p>
         </w:tc>
@@ -3872,6 +3871,7 @@
                 <w:i w:val="0"/>
                 <w:sz w:val="22"/>
               </w:rPr>
+              <w:t>K_U20</w:t>
             </w:r>
           </w:p>
         </w:tc>
@@ -3909,7 +3909,7 @@
                 <w:i w:val="0"/>
                 <w:sz w:val="22"/>
               </w:rPr>
-              <w:t>prezentacja projektu i dokumentacji; kolokwium końcowe; ocena pracy podczas ćwiczenia</w:t>
+              <w:t>prezentacja projektu i dokumentacji, kolokwium końcowe, ocena pracy podczas ćwiczenia</w:t>
             </w:r>
           </w:p>
         </w:tc>
@@ -3930,6 +3930,7 @@
                 <w:i w:val="0"/>
                 <w:sz w:val="22"/>
               </w:rPr>
+              <w:t>K_U20</w:t>
             </w:r>
           </w:p>
         </w:tc>
@@ -3967,7 +3968,7 @@
                 <w:i w:val="0"/>
                 <w:sz w:val="22"/>
               </w:rPr>
-              <w:t>prezentacja projektu i dokumentacji; kolokwium końcowe; ocena pracy podczas ćwiczenia</w:t>
+              <w:t>prezentacja projektu i dokumentacji, kolokwium końcowe, ocena pracy podczas ćwiczenia</w:t>
             </w:r>
           </w:p>
         </w:tc>
@@ -4129,121 +4130,6 @@
                 <w:i w:val="0"/>
                 <w:sz w:val="22"/>
               </w:rPr>
-              <w:t>prezentacja projektu i dokumentacji; kolokwium końcowe; ocena pracy podczas ćwiczenia</w:t>
-            </w:r>
-          </w:p>
-        </w:tc>
-      </w:tr>
-      <w:tr>
-        <w:tc>
-          <w:tcPr>
-            <w:tcW w:type="dxa" w:w="3324"/>
-          </w:tcPr>
-          <w:p>
-            <w:pPr>
-              <w:spacing w:before="20" w:after="20"/>
-            </w:pPr>
-            <w:r>
-              <w:rPr>
-                <w:rFonts w:ascii="Aptos" w:hAnsi="Aptos"/>
-                <w:b w:val="0"/>
-                <w:i w:val="0"/>
-                <w:sz w:val="22"/>
-              </w:rPr>
-            </w:r>
-          </w:p>
-        </w:tc>
-        <w:tc>
-          <w:tcPr>
-            <w:tcW w:type="dxa" w:w="3324"/>
-          </w:tcPr>
-          <w:p>
-            <w:pPr>
-              <w:spacing w:before="20" w:after="20"/>
-            </w:pPr>
-            <w:r>
-              <w:rPr>
-                <w:rFonts w:ascii="Aptos" w:hAnsi="Aptos"/>
-                <w:b w:val="0"/>
-                <w:i w:val="0"/>
-                <w:sz w:val="22"/>
-              </w:rPr>
-            </w:r>
-          </w:p>
-        </w:tc>
-        <w:tc>
-          <w:tcPr>
-            <w:tcW w:type="dxa" w:w="3324"/>
-          </w:tcPr>
-          <w:p>
-            <w:pPr>
-              <w:spacing w:before="20" w:after="20"/>
-            </w:pPr>
-            <w:r>
-              <w:rPr>
-                <w:rFonts w:ascii="Aptos" w:hAnsi="Aptos"/>
-                <w:b w:val="0"/>
-                <w:i w:val="0"/>
-                <w:sz w:val="22"/>
-              </w:rPr>
-              <w:t>prezentacja projektu i dokumentacji; kolokwium końcowe; ocena pracy podczas ćwiczenia</w:t>
-            </w:r>
-          </w:p>
-        </w:tc>
-      </w:tr>
-      <w:tr>
-        <w:tc>
-          <w:tcPr>
-            <w:tcW w:type="dxa" w:w="3324"/>
-          </w:tcPr>
-          <w:p>
-            <w:pPr>
-              <w:spacing w:before="20" w:after="20"/>
-            </w:pPr>
-            <w:r>
-              <w:rPr>
-                <w:rFonts w:ascii="Aptos" w:hAnsi="Aptos"/>
-                <w:b w:val="0"/>
-                <w:i w:val="0"/>
-                <w:sz w:val="22"/>
-              </w:rPr>
-            </w:r>
-          </w:p>
-        </w:tc>
-        <w:tc>
-          <w:tcPr>
-            <w:tcW w:type="dxa" w:w="3324"/>
-          </w:tcPr>
-          <w:p>
-            <w:pPr>
-              <w:spacing w:before="20" w:after="20"/>
-            </w:pPr>
-            <w:r>
-              <w:rPr>
-                <w:rFonts w:ascii="Aptos" w:hAnsi="Aptos"/>
-                <w:b w:val="0"/>
-                <w:i w:val="0"/>
-                <w:sz w:val="22"/>
-              </w:rPr>
-            </w:r>
-          </w:p>
-        </w:tc>
-        <w:tc>
-          <w:tcPr>
-            <w:tcW w:type="dxa" w:w="3324"/>
-          </w:tcPr>
-          <w:p>
-            <w:pPr>
-              <w:spacing w:before="20" w:after="20"/>
-            </w:pPr>
-            <w:r>
-              <w:rPr>
-                <w:rFonts w:ascii="Aptos" w:hAnsi="Aptos"/>
-                <w:b w:val="0"/>
-                <w:i w:val="0"/>
-                <w:sz w:val="22"/>
-              </w:rPr>
-              <w:t>prezentacja projektu i dokumentacji; kolokwium końcowe; ocena pracy podczas ćwiczenia</w:t>
             </w:r>
           </w:p>
         </w:tc>

--- a/public/assets/files/stacjonarne/PRI.docx
+++ b/public/assets/files/stacjonarne/PRI.docx
@@ -1974,14 +1974,13 @@
       </w:tblPr>
       <w:tblGrid>
         <w:gridCol w:w="680"/>
-        <w:gridCol w:w="4536"/>
-        <w:gridCol w:w="4252"/>
+        <w:gridCol w:w="8788"/>
       </w:tblGrid>
       <w:tr>
         <w:tc>
           <w:tcPr>
             <w:tcW w:type="dxa" w:w="9468"/>
-            <w:gridSpan w:val="3"/>
+            <w:gridSpan w:val="2"/>
             <w:shd w:val="clear" w:color="auto" w:fill="D9D9D9"/>
           </w:tcPr>
           <w:p>
@@ -2023,7 +2022,7 @@
         </w:tc>
         <w:tc>
           <w:tcPr>
-            <w:tcW w:type="dxa" w:w="4536"/>
+            <w:tcW w:type="dxa" w:w="8788"/>
             <w:shd w:val="clear" w:color="auto" w:fill="D9D9D9"/>
           </w:tcPr>
           <w:p>
@@ -2037,27 +2036,7 @@
                 <w:i w:val="0"/>
                 <w:sz w:val="16"/>
               </w:rPr>
-              <w:t>Wykład</w:t>
-            </w:r>
-          </w:p>
-        </w:tc>
-        <w:tc>
-          <w:tcPr>
-            <w:tcW w:type="dxa" w:w="4252"/>
-            <w:shd w:val="clear" w:color="auto" w:fill="D9D9D9"/>
-          </w:tcPr>
-          <w:p>
-            <w:pPr>
-              <w:spacing w:before="20" w:after="20"/>
-            </w:pPr>
-            <w:r>
-              <w:rPr>
-                <w:rFonts w:ascii="Aptos" w:hAnsi="Aptos"/>
-                <w:b/>
-                <w:i w:val="0"/>
-                <w:sz w:val="16"/>
-              </w:rPr>
-              <w:t>Ćwiczenia / Laboratorium / Pracownia</w:t>
+              <w:t>Treści programowe</w:t>
             </w:r>
           </w:p>
         </w:tc>
@@ -2084,7 +2063,7 @@
         </w:tc>
         <w:tc>
           <w:tcPr>
-            <w:tcW w:type="dxa" w:w="4536"/>
+            <w:tcW w:type="dxa" w:w="8788"/>
           </w:tcPr>
           <w:p>
             <w:pPr>
@@ -2098,24 +2077,6 @@
                 <w:sz w:val="22"/>
               </w:rPr>
               <w:t>Pojęcia i metody inżynierii oprogramowania. Cykl życia produktu informatycznego</w:t>
-            </w:r>
-          </w:p>
-        </w:tc>
-        <w:tc>
-          <w:tcPr>
-            <w:tcW w:type="dxa" w:w="4252"/>
-          </w:tcPr>
-          <w:p>
-            <w:pPr>
-              <w:spacing w:before="20" w:after="20"/>
-            </w:pPr>
-            <w:r>
-              <w:rPr>
-                <w:rFonts w:ascii="Aptos" w:hAnsi="Aptos"/>
-                <w:b w:val="0"/>
-                <w:i w:val="0"/>
-                <w:sz w:val="22"/>
-              </w:rPr>
             </w:r>
           </w:p>
         </w:tc>
@@ -2142,7 +2103,7 @@
         </w:tc>
         <w:tc>
           <w:tcPr>
-            <w:tcW w:type="dxa" w:w="4536"/>
+            <w:tcW w:type="dxa" w:w="8788"/>
           </w:tcPr>
           <w:p>
             <w:pPr>
@@ -2156,24 +2117,6 @@
                 <w:sz w:val="22"/>
               </w:rPr>
               <w:t>Faza przedprojektowa i planowanie projektu; Dokument Założeń Wstępnych (DZW)</w:t>
-            </w:r>
-          </w:p>
-        </w:tc>
-        <w:tc>
-          <w:tcPr>
-            <w:tcW w:type="dxa" w:w="4252"/>
-          </w:tcPr>
-          <w:p>
-            <w:pPr>
-              <w:spacing w:before="20" w:after="20"/>
-            </w:pPr>
-            <w:r>
-              <w:rPr>
-                <w:rFonts w:ascii="Aptos" w:hAnsi="Aptos"/>
-                <w:b w:val="0"/>
-                <w:i w:val="0"/>
-                <w:sz w:val="22"/>
-              </w:rPr>
             </w:r>
           </w:p>
         </w:tc>
@@ -2200,7 +2143,7 @@
         </w:tc>
         <w:tc>
           <w:tcPr>
-            <w:tcW w:type="dxa" w:w="4536"/>
+            <w:tcW w:type="dxa" w:w="8788"/>
           </w:tcPr>
           <w:p>
             <w:pPr>
@@ -2214,24 +2157,6 @@
                 <w:sz w:val="22"/>
               </w:rPr>
               <w:t>Inżynieria wymagań; pojęcie wymagania; kategorie i przykłady wymagań. Specyfikacja wymagań i dokument Specyfikacji Wymagań Systemowych (SWS)</w:t>
-            </w:r>
-          </w:p>
-        </w:tc>
-        <w:tc>
-          <w:tcPr>
-            <w:tcW w:type="dxa" w:w="4252"/>
-          </w:tcPr>
-          <w:p>
-            <w:pPr>
-              <w:spacing w:before="20" w:after="20"/>
-            </w:pPr>
-            <w:r>
-              <w:rPr>
-                <w:rFonts w:ascii="Aptos" w:hAnsi="Aptos"/>
-                <w:b w:val="0"/>
-                <w:i w:val="0"/>
-                <w:sz w:val="22"/>
-              </w:rPr>
             </w:r>
           </w:p>
         </w:tc>
@@ -2258,7 +2183,7 @@
         </w:tc>
         <w:tc>
           <w:tcPr>
-            <w:tcW w:type="dxa" w:w="4536"/>
+            <w:tcW w:type="dxa" w:w="8788"/>
           </w:tcPr>
           <w:p>
             <w:pPr>
@@ -2272,24 +2197,6 @@
                 <w:sz w:val="22"/>
               </w:rPr>
               <w:t>Praktyczne przykłady konstrukcji SWS</w:t>
-            </w:r>
-          </w:p>
-        </w:tc>
-        <w:tc>
-          <w:tcPr>
-            <w:tcW w:type="dxa" w:w="4252"/>
-          </w:tcPr>
-          <w:p>
-            <w:pPr>
-              <w:spacing w:before="20" w:after="20"/>
-            </w:pPr>
-            <w:r>
-              <w:rPr>
-                <w:rFonts w:ascii="Aptos" w:hAnsi="Aptos"/>
-                <w:b w:val="0"/>
-                <w:i w:val="0"/>
-                <w:sz w:val="22"/>
-              </w:rPr>
             </w:r>
           </w:p>
         </w:tc>
@@ -2316,7 +2223,7 @@
         </w:tc>
         <w:tc>
           <w:tcPr>
-            <w:tcW w:type="dxa" w:w="4536"/>
+            <w:tcW w:type="dxa" w:w="8788"/>
           </w:tcPr>
           <w:p>
             <w:pPr>
@@ -2330,24 +2237,6 @@
                 <w:sz w:val="22"/>
               </w:rPr>
               <w:t>Cechy narządzi CASE. Enterprise Architect</w:t>
-            </w:r>
-          </w:p>
-        </w:tc>
-        <w:tc>
-          <w:tcPr>
-            <w:tcW w:type="dxa" w:w="4252"/>
-          </w:tcPr>
-          <w:p>
-            <w:pPr>
-              <w:spacing w:before="20" w:after="20"/>
-            </w:pPr>
-            <w:r>
-              <w:rPr>
-                <w:rFonts w:ascii="Aptos" w:hAnsi="Aptos"/>
-                <w:b w:val="0"/>
-                <w:i w:val="0"/>
-                <w:sz w:val="22"/>
-              </w:rPr>
             </w:r>
           </w:p>
         </w:tc>
@@ -2374,7 +2263,7 @@
         </w:tc>
         <w:tc>
           <w:tcPr>
-            <w:tcW w:type="dxa" w:w="4536"/>
+            <w:tcW w:type="dxa" w:w="8788"/>
           </w:tcPr>
           <w:p>
             <w:pPr>
@@ -2388,24 +2277,6 @@
                 <w:sz w:val="22"/>
               </w:rPr>
               <w:t>Graficzne techniki modelowania wymagań systemowych na przykładzie diagramów wymagań systemowych języka SysML. Strukturyzacja złożonych modeli z wykorzystaniem pakietów</w:t>
-            </w:r>
-          </w:p>
-        </w:tc>
-        <w:tc>
-          <w:tcPr>
-            <w:tcW w:type="dxa" w:w="4252"/>
-          </w:tcPr>
-          <w:p>
-            <w:pPr>
-              <w:spacing w:before="20" w:after="20"/>
-            </w:pPr>
-            <w:r>
-              <w:rPr>
-                <w:rFonts w:ascii="Aptos" w:hAnsi="Aptos"/>
-                <w:b w:val="0"/>
-                <w:i w:val="0"/>
-                <w:sz w:val="22"/>
-              </w:rPr>
             </w:r>
           </w:p>
         </w:tc>
@@ -2432,7 +2303,7 @@
         </w:tc>
         <w:tc>
           <w:tcPr>
-            <w:tcW w:type="dxa" w:w="4536"/>
+            <w:tcW w:type="dxa" w:w="8788"/>
           </w:tcPr>
           <w:p>
             <w:pPr>
@@ -2446,24 +2317,6 @@
                 <w:sz w:val="22"/>
               </w:rPr>
               <w:t>Model przypadków użycia</w:t>
-            </w:r>
-          </w:p>
-        </w:tc>
-        <w:tc>
-          <w:tcPr>
-            <w:tcW w:type="dxa" w:w="4252"/>
-          </w:tcPr>
-          <w:p>
-            <w:pPr>
-              <w:spacing w:before="20" w:after="20"/>
-            </w:pPr>
-            <w:r>
-              <w:rPr>
-                <w:rFonts w:ascii="Aptos" w:hAnsi="Aptos"/>
-                <w:b w:val="0"/>
-                <w:i w:val="0"/>
-                <w:sz w:val="22"/>
-              </w:rPr>
             </w:r>
           </w:p>
         </w:tc>
@@ -2490,7 +2343,7 @@
         </w:tc>
         <w:tc>
           <w:tcPr>
-            <w:tcW w:type="dxa" w:w="4536"/>
+            <w:tcW w:type="dxa" w:w="8788"/>
           </w:tcPr>
           <w:p>
             <w:pPr>
@@ -2504,24 +2357,6 @@
                 <w:sz w:val="22"/>
               </w:rPr>
               <w:t>Praktyka modelowania i specyfikacji przypadków użycia. Techniki specyfikacji scenariuszy przypadków użycia</w:t>
-            </w:r>
-          </w:p>
-        </w:tc>
-        <w:tc>
-          <w:tcPr>
-            <w:tcW w:type="dxa" w:w="4252"/>
-          </w:tcPr>
-          <w:p>
-            <w:pPr>
-              <w:spacing w:before="20" w:after="20"/>
-            </w:pPr>
-            <w:r>
-              <w:rPr>
-                <w:rFonts w:ascii="Aptos" w:hAnsi="Aptos"/>
-                <w:b w:val="0"/>
-                <w:i w:val="0"/>
-                <w:sz w:val="22"/>
-              </w:rPr>
             </w:r>
           </w:p>
         </w:tc>
@@ -2548,7 +2383,7 @@
         </w:tc>
         <w:tc>
           <w:tcPr>
-            <w:tcW w:type="dxa" w:w="4536"/>
+            <w:tcW w:type="dxa" w:w="8788"/>
           </w:tcPr>
           <w:p>
             <w:pPr>
@@ -2562,24 +2397,6 @@
                 <w:sz w:val="22"/>
               </w:rPr>
               <w:t>Modelowanie dynamiki systemu w języku UML – wprowadzenie. Techniki modelowania interakcji w systemie</w:t>
-            </w:r>
-          </w:p>
-        </w:tc>
-        <w:tc>
-          <w:tcPr>
-            <w:tcW w:type="dxa" w:w="4252"/>
-          </w:tcPr>
-          <w:p>
-            <w:pPr>
-              <w:spacing w:before="20" w:after="20"/>
-            </w:pPr>
-            <w:r>
-              <w:rPr>
-                <w:rFonts w:ascii="Aptos" w:hAnsi="Aptos"/>
-                <w:b w:val="0"/>
-                <w:i w:val="0"/>
-                <w:sz w:val="22"/>
-              </w:rPr>
             </w:r>
           </w:p>
         </w:tc>
@@ -2606,7 +2423,7 @@
         </w:tc>
         <w:tc>
           <w:tcPr>
-            <w:tcW w:type="dxa" w:w="4536"/>
+            <w:tcW w:type="dxa" w:w="8788"/>
           </w:tcPr>
           <w:p>
             <w:pPr>
@@ -2620,24 +2437,6 @@
                 <w:sz w:val="22"/>
               </w:rPr>
               <w:t>Diagramy sekwencji UML jako uniwersalna technika modelowania interakcji pomiędzy składowymi systemu</w:t>
-            </w:r>
-          </w:p>
-        </w:tc>
-        <w:tc>
-          <w:tcPr>
-            <w:tcW w:type="dxa" w:w="4252"/>
-          </w:tcPr>
-          <w:p>
-            <w:pPr>
-              <w:spacing w:before="20" w:after="20"/>
-            </w:pPr>
-            <w:r>
-              <w:rPr>
-                <w:rFonts w:ascii="Aptos" w:hAnsi="Aptos"/>
-                <w:b w:val="0"/>
-                <w:i w:val="0"/>
-                <w:sz w:val="22"/>
-              </w:rPr>
             </w:r>
           </w:p>
         </w:tc>
@@ -2664,7 +2463,7 @@
         </w:tc>
         <w:tc>
           <w:tcPr>
-            <w:tcW w:type="dxa" w:w="4536"/>
+            <w:tcW w:type="dxa" w:w="8788"/>
           </w:tcPr>
           <w:p>
             <w:pPr>
@@ -2678,24 +2477,6 @@
                 <w:sz w:val="22"/>
               </w:rPr>
               <w:t>Alternatywne techniki modelowania interakcje na przykładzie diagramu komunikacji. Wstęp do transformacji w narzędziu Enterprise Architect</w:t>
-            </w:r>
-          </w:p>
-        </w:tc>
-        <w:tc>
-          <w:tcPr>
-            <w:tcW w:type="dxa" w:w="4252"/>
-          </w:tcPr>
-          <w:p>
-            <w:pPr>
-              <w:spacing w:before="20" w:after="20"/>
-            </w:pPr>
-            <w:r>
-              <w:rPr>
-                <w:rFonts w:ascii="Aptos" w:hAnsi="Aptos"/>
-                <w:b w:val="0"/>
-                <w:i w:val="0"/>
-                <w:sz w:val="22"/>
-              </w:rPr>
             </w:r>
           </w:p>
         </w:tc>
@@ -2722,7 +2503,7 @@
         </w:tc>
         <w:tc>
           <w:tcPr>
-            <w:tcW w:type="dxa" w:w="4536"/>
+            <w:tcW w:type="dxa" w:w="8788"/>
           </w:tcPr>
           <w:p>
             <w:pPr>
@@ -2736,24 +2517,6 @@
                 <w:sz w:val="22"/>
               </w:rPr>
               <w:t>Specyfikowanie przypadków użycia z wykorzystaniem diagramów czynności</w:t>
-            </w:r>
-          </w:p>
-        </w:tc>
-        <w:tc>
-          <w:tcPr>
-            <w:tcW w:type="dxa" w:w="4252"/>
-          </w:tcPr>
-          <w:p>
-            <w:pPr>
-              <w:spacing w:before="20" w:after="20"/>
-            </w:pPr>
-            <w:r>
-              <w:rPr>
-                <w:rFonts w:ascii="Aptos" w:hAnsi="Aptos"/>
-                <w:b w:val="0"/>
-                <w:i w:val="0"/>
-                <w:sz w:val="22"/>
-              </w:rPr>
             </w:r>
           </w:p>
         </w:tc>
@@ -2780,7 +2543,7 @@
         </w:tc>
         <w:tc>
           <w:tcPr>
-            <w:tcW w:type="dxa" w:w="4536"/>
+            <w:tcW w:type="dxa" w:w="8788"/>
           </w:tcPr>
           <w:p>
             <w:pPr>
@@ -2794,24 +2557,6 @@
                 <w:sz w:val="22"/>
               </w:rPr>
               <w:t>Modelowanie struktury systemu: obiekty, klasy, właściwości klasy, dziedziczenie, polimorfizm, agregacja. Wyrażanie struktury systemu w języku UML</w:t>
-            </w:r>
-          </w:p>
-        </w:tc>
-        <w:tc>
-          <w:tcPr>
-            <w:tcW w:type="dxa" w:w="4252"/>
-          </w:tcPr>
-          <w:p>
-            <w:pPr>
-              <w:spacing w:before="20" w:after="20"/>
-            </w:pPr>
-            <w:r>
-              <w:rPr>
-                <w:rFonts w:ascii="Aptos" w:hAnsi="Aptos"/>
-                <w:b w:val="0"/>
-                <w:i w:val="0"/>
-                <w:sz w:val="22"/>
-              </w:rPr>
             </w:r>
           </w:p>
         </w:tc>
@@ -2838,7 +2583,7 @@
         </w:tc>
         <w:tc>
           <w:tcPr>
-            <w:tcW w:type="dxa" w:w="4536"/>
+            <w:tcW w:type="dxa" w:w="8788"/>
           </w:tcPr>
           <w:p>
             <w:pPr>
@@ -2852,24 +2597,6 @@
                 <w:sz w:val="22"/>
               </w:rPr>
               <w:t>Zaawansowane przykłady modelowania diagramu klas UML</w:t>
-            </w:r>
-          </w:p>
-        </w:tc>
-        <w:tc>
-          <w:tcPr>
-            <w:tcW w:type="dxa" w:w="4252"/>
-          </w:tcPr>
-          <w:p>
-            <w:pPr>
-              <w:spacing w:before="20" w:after="20"/>
-            </w:pPr>
-            <w:r>
-              <w:rPr>
-                <w:rFonts w:ascii="Aptos" w:hAnsi="Aptos"/>
-                <w:b w:val="0"/>
-                <w:i w:val="0"/>
-                <w:sz w:val="22"/>
-              </w:rPr>
             </w:r>
           </w:p>
         </w:tc>
@@ -2896,7 +2623,7 @@
         </w:tc>
         <w:tc>
           <w:tcPr>
-            <w:tcW w:type="dxa" w:w="4536"/>
+            <w:tcW w:type="dxa" w:w="8788"/>
           </w:tcPr>
           <w:p>
             <w:pPr>
@@ -2910,24 +2637,6 @@
                 <w:sz w:val="22"/>
               </w:rPr>
               <w:t>Przekształcanie modeli klas w kod szkieletowy, modele w wybranych frameworkach i trwałe struktury bazodanowe w narzędziu Enterprise Architect</w:t>
-            </w:r>
-          </w:p>
-        </w:tc>
-        <w:tc>
-          <w:tcPr>
-            <w:tcW w:type="dxa" w:w="4252"/>
-          </w:tcPr>
-          <w:p>
-            <w:pPr>
-              <w:spacing w:before="20" w:after="20"/>
-            </w:pPr>
-            <w:r>
-              <w:rPr>
-                <w:rFonts w:ascii="Aptos" w:hAnsi="Aptos"/>
-                <w:b w:val="0"/>
-                <w:i w:val="0"/>
-                <w:sz w:val="22"/>
-              </w:rPr>
             </w:r>
           </w:p>
         </w:tc>
@@ -2954,7 +2663,7 @@
         </w:tc>
         <w:tc>
           <w:tcPr>
-            <w:tcW w:type="dxa" w:w="4536"/>
+            <w:tcW w:type="dxa" w:w="8788"/>
           </w:tcPr>
           <w:p>
             <w:pPr>
@@ -2968,24 +2677,6 @@
                 <w:sz w:val="22"/>
               </w:rPr>
               <w:t>Diagramy maszyny stanowej jako technika zarządzania złożonością</w:t>
-            </w:r>
-          </w:p>
-        </w:tc>
-        <w:tc>
-          <w:tcPr>
-            <w:tcW w:type="dxa" w:w="4252"/>
-          </w:tcPr>
-          <w:p>
-            <w:pPr>
-              <w:spacing w:before="20" w:after="20"/>
-            </w:pPr>
-            <w:r>
-              <w:rPr>
-                <w:rFonts w:ascii="Aptos" w:hAnsi="Aptos"/>
-                <w:b w:val="0"/>
-                <w:i w:val="0"/>
-                <w:sz w:val="22"/>
-              </w:rPr>
             </w:r>
           </w:p>
         </w:tc>
